--- a/public/wzory/PSF_B_Indywidualny_Plan_Rozwoju_szablon.docx
+++ b/public/wzory/PSF_B_Indywidualny_Plan_Rozwoju_szablon.docx
@@ -237,6 +237,7 @@
                 <w:i/>
                 <w:color w:val="808080"/>
               </w:rPr>
+              <w:t>……………</w:t>
             </w:r>
           </w:p>
         </w:tc>
@@ -355,6 +356,7 @@
                 <w:i/>
                 <w:color w:val="808080"/>
               </w:rPr>
+              <w:t>2/5</w:t>
             </w:r>
           </w:p>
         </w:tc>
@@ -384,6 +386,7 @@
                 <w:i/>
                 <w:color w:val="808080"/>
               </w:rPr>
+              <w:t>3/5</w:t>
             </w:r>
           </w:p>
         </w:tc>
@@ -413,6 +416,7 @@
                 <w:i/>
                 <w:color w:val="808080"/>
               </w:rPr>
+              <w:t>3/5</w:t>
             </w:r>
           </w:p>
         </w:tc>
@@ -442,6 +446,7 @@
                 <w:i/>
                 <w:color w:val="808080"/>
               </w:rPr>
+              <w:t>3/5</w:t>
             </w:r>
           </w:p>
         </w:tc>
@@ -471,6 +476,7 @@
                 <w:i/>
                 <w:color w:val="808080"/>
               </w:rPr>
+              <w:t>2/5</w:t>
             </w:r>
           </w:p>
         </w:tc>
@@ -507,7 +513,33 @@
         <w:spacing w:after="60"/>
       </w:pPr>
       <w:r>
-        <w:t xml:space="preserve"> ……………………………</w:t>
+        <w:rPr>
+          <w:rFonts w:ascii="Arial" w:eastAsia="Arial" w:hAnsi="Arial" w:cs="Arial"/>
+        </w:rPr>
+        <w:t>Potrzeba rozwoju w obszarze kompetencji cyfrowych, zielonych oraz kompetencji wspierających aktywność edukacyjną osoby dorosłej.</w:t>
+      </w:r>
+      <w:r>
+        <w:rPr>
+          <w:rFonts w:ascii="Arial" w:eastAsia="Arial" w:hAnsi="Arial" w:cs="Arial"/>
+          <w:i/>
+          <w:color w:val="808080"/>
+        </w:rPr>
+      </w:r>
+      <w:proofErr w:type="spellStart"/>
+      <w:r>
+        <w:rPr>
+          <w:rFonts w:ascii="Arial" w:eastAsia="Arial" w:hAnsi="Arial" w:cs="Arial"/>
+          <w:i/>
+          <w:color w:val="808080"/>
+        </w:rPr>
+      </w:r>
+      <w:proofErr w:type="spellEnd"/>
+      <w:r>
+        <w:rPr>
+          <w:rFonts w:ascii="Arial" w:eastAsia="Arial" w:hAnsi="Arial" w:cs="Arial"/>
+          <w:i/>
+          <w:color w:val="808080"/>
+        </w:rPr>
       </w:r>
     </w:p>
     <w:p>
@@ -623,7 +655,7 @@
         <w:rPr>
           <w:rFonts w:ascii="Arial" w:eastAsia="Arial" w:hAnsi="Arial" w:cs="Arial"/>
         </w:rPr>
-        <w:t xml:space="preserve">Typ usługi: </w:t>
+        <w:t>Typ usługi: szkolenie / kurs zgodny z BUR</w:t>
       </w:r>
       <w:r>
         <w:rPr>
@@ -631,7 +663,6 @@
           <w:i/>
           <w:color w:val="808080"/>
         </w:rPr>
-        <w:t>……………………………</w:t>
       </w:r>
     </w:p>
     <w:p>
@@ -642,7 +673,7 @@
         <w:rPr>
           <w:rFonts w:ascii="Arial" w:eastAsia="Arial" w:hAnsi="Arial" w:cs="Arial"/>
         </w:rPr>
-        <w:t xml:space="preserve">Kategoria BUR: </w:t>
+        <w:t>Kategoria BUR: ……………………</w:t>
       </w:r>
       <w:r>
         <w:rPr>
@@ -650,7 +681,6 @@
           <w:i/>
           <w:color w:val="808080"/>
         </w:rPr>
-        <w:t>……………………………</w:t>
       </w:r>
     </w:p>
     <w:p>
@@ -661,7 +691,7 @@
         <w:rPr>
           <w:rFonts w:ascii="Arial" w:eastAsia="Arial" w:hAnsi="Arial" w:cs="Arial"/>
         </w:rPr>
-        <w:t xml:space="preserve">Forma realizacji: </w:t>
+        <w:t>Forma realizacji: do wyboru uczestnika (stacjonarna / zdalna / mieszana)</w:t>
       </w:r>
       <w:r>
         <w:rPr>
@@ -669,7 +699,6 @@
           <w:i/>
           <w:color w:val="808080"/>
         </w:rPr>
-        <w:t>……………………………</w:t>
       </w:r>
     </w:p>
     <w:p>
@@ -688,7 +717,7 @@
           <w:i/>
           <w:color w:val="808080"/>
         </w:rPr>
-        <w:t>……………………………</w:t>
+        <w:t>……………</w:t>
       </w:r>
     </w:p>
     <w:p>
@@ -796,6 +825,7 @@
                 <w:i/>
                 <w:color w:val="808080"/>
               </w:rPr>
+              <w:t>……………</w:t>
             </w:r>
           </w:p>
         </w:tc>
@@ -853,6 +883,7 @@
                 <w:i/>
                 <w:color w:val="808080"/>
               </w:rPr>
+              <w:t>……………</w:t>
             </w:r>
           </w:p>
         </w:tc>

--- a/public/wzory/PSF_B_Indywidualny_Plan_Rozwoju_szablon.docx
+++ b/public/wzory/PSF_B_Indywidualny_Plan_Rozwoju_szablon.docx
@@ -252,7 +252,7 @@
                 <w:i/>
                 <w:color w:val="808080"/>
               </w:rPr>
-              <w:t>{{data_dzis}}</w:t>
+              <w:t>{{data_dokumentu_kropki}}</w:t>
             </w:r>
           </w:p>
         </w:tc>
@@ -906,7 +906,7 @@
                 <w:i/>
                 <w:color w:val="808080"/>
               </w:rPr>
-              <w:t>{{data_dzis}}</w:t>
+              <w:t>{{data_dokumentu_kropki}}</w:t>
             </w:r>
           </w:p>
         </w:tc>

--- a/public/wzory/PSF_B_Indywidualny_Plan_Rozwoju_szablon.docx
+++ b/public/wzory/PSF_B_Indywidualny_Plan_Rozwoju_szablon.docx
@@ -374,7 +374,7 @@
                 <w:i/>
                 <w:color w:val="808080"/>
               </w:rPr>
-              <w:t xml:space="preserve">1</w:t>
+              <w:t>{{psf_poziom_cyfrowe}}</w:t>
             </w:r>
           </w:p>
         </w:tc>
@@ -408,7 +408,7 @@
                 <w:i/>
                 <w:color w:val="808080"/>
               </w:rPr>
-              <w:t xml:space="preserve">2</w:t>
+              <w:t>{{psf_poziom_jezykowe}}</w:t>
             </w:r>
           </w:p>
         </w:tc>
@@ -442,7 +442,7 @@
                 <w:i/>
                 <w:color w:val="808080"/>
               </w:rPr>
-              <w:t xml:space="preserve">3</w:t>
+              <w:t>{{psf_poziom_spoleczne}}</w:t>
             </w:r>
           </w:p>
         </w:tc>
@@ -476,7 +476,7 @@
                 <w:i/>
                 <w:color w:val="808080"/>
               </w:rPr>
-              <w:t xml:space="preserve">3</w:t>
+              <w:t>{{psf_poziom_zawodowe}}</w:t>
             </w:r>
           </w:p>
         </w:tc>
@@ -510,7 +510,7 @@
                 <w:i/>
                 <w:color w:val="808080"/>
               </w:rPr>
-              <w:t xml:space="preserve">3</w:t>
+              <w:t>{{psf_poziom_zielone}}</w:t>
             </w:r>
           </w:p>
         </w:tc>

--- a/public/wzory/PSF_B_Indywidualny_Plan_Rozwoju_szablon.docx
+++ b/public/wzory/PSF_B_Indywidualny_Plan_Rozwoju_szablon.docx
@@ -4,7 +4,7 @@
   <w:body>
     <w:p>
       <w:pPr>
-        <w:spacing w:after="120"/>
+        <w:spacing w:after="60"/>
         <w:jc w:val="center"/>
       </w:pPr>
       <w:r>
@@ -21,7 +21,7 @@
     </w:p>
     <w:p>
       <w:pPr>
-        <w:spacing w:after="80"/>
+        <w:spacing w:after="50"/>
         <w:jc w:val="center"/>
       </w:pPr>
       <w:r>
@@ -35,7 +35,7 @@
     </w:p>
     <w:p>
       <w:pPr>
-        <w:spacing w:after="200"/>
+        <w:spacing w:after="50"/>
         <w:jc w:val="center"/>
       </w:pPr>
       <w:r>
@@ -52,7 +52,7 @@
     </w:p>
     <w:p>
       <w:pPr>
-        <w:spacing w:before="200" w:after="120"/>
+        <w:spacing w:before="60" w:after="60"/>
       </w:pPr>
       <w:r>
         <w:rPr>
@@ -260,7 +260,7 @@
     </w:tbl>
     <w:p>
       <w:pPr>
-        <w:spacing w:before="200" w:after="120"/>
+        <w:spacing w:before="60" w:after="60"/>
       </w:pPr>
       <w:r>
         <w:rPr>
@@ -275,7 +275,7 @@
     </w:p>
     <w:p>
       <w:pPr>
-        <w:spacing w:after="80"/>
+        <w:spacing w:after="50"/>
       </w:pPr>
       <w:r>
         <w:rPr>
@@ -518,7 +518,7 @@
     </w:tbl>
     <w:p>
       <w:pPr>
-        <w:spacing w:before="200" w:after="120"/>
+        <w:spacing w:before="60" w:after="60"/>
       </w:pPr>
       <w:r>
         <w:rPr>
@@ -569,7 +569,7 @@
     </w:p>
     <w:p>
       <w:pPr>
-        <w:spacing w:before="200" w:after="120"/>
+        <w:spacing w:before="60" w:after="60"/>
       </w:pPr>
       <w:r>
         <w:rPr>
@@ -584,7 +584,7 @@
     </w:p>
     <w:p>
       <w:pPr>
-        <w:spacing w:after="80"/>
+        <w:spacing w:after="50"/>
       </w:pPr>
       <w:r>
         <w:rPr>
@@ -628,7 +628,7 @@
     </w:p>
     <w:p>
       <w:pPr>
-        <w:spacing w:after="80"/>
+        <w:spacing w:after="50"/>
       </w:pPr>
       <w:r>
         <w:rPr>
@@ -656,7 +656,7 @@
     </w:p>
     <w:p>
       <w:pPr>
-        <w:spacing w:after="80"/>
+        <w:spacing w:after="50"/>
       </w:pPr>
       <w:r>
         <w:rPr>
@@ -669,7 +669,7 @@
     </w:p>
     <w:p>
       <w:pPr>
-        <w:spacing w:before="200" w:after="120"/>
+        <w:spacing w:before="60" w:after="60"/>
       </w:pPr>
       <w:r>
         <w:rPr>
@@ -776,7 +776,7 @@
     </w:p>
     <w:p>
       <w:pPr>
-        <w:spacing w:before="200" w:after="120"/>
+        <w:spacing w:before="60" w:after="60"/>
       </w:pPr>
       <w:r>
         <w:rPr>
@@ -952,7 +952,7 @@
       <w:headerReference w:type="first" r:id="rId10"/>
       <w:footerReference w:type="first" r:id="rId13"/>
       <w:pgSz w:w="11906" w:h="16838" w:orient="portrait"/>
-      <w:pgMar w:top="1440" w:right="1440" w:bottom="1440" w:left="1440" w:header="708" w:footer="708" w:gutter="0"/>
+      <w:pgMar w:top="720" w:right="1440" w:bottom="720" w:left="1440" w:header="360" w:footer="360" w:gutter="0"/>
       <w:pgNumType/>
       <w:docGrid w:linePitch="360"/>
     </w:sectPr>

--- a/public/wzory/PSF_B_Indywidualny_Plan_Rozwoju_szablon.docx
+++ b/public/wzory/PSF_B_Indywidualny_Plan_Rozwoju_szablon.docx
@@ -554,7 +554,7 @@
           <w:sz w:val="20"/>
           <w:szCs w:val="20"/>
         </w:rPr>
-        <w:t xml:space="preserve"> </w:t>
+        <w:t xml:space="preserve">{{obszary_rozwoju}}</w:t>
       </w:r>
       <w:r>
         <w:rPr>
